--- a/guj/docx/31.content.docx
+++ b/guj/docx/31.content.docx
@@ -2317,18 +2317,12 @@
         </w:rPr>
         <w:t xml:space="preserve">જુઓ કે તમે </w:t>
       </w:r>
-      <w:hyperlink r:id="rId13">
-        <w:r>
-          <w:rPr>
-            <w:lang w:val="gu_IN" w:bidi="gu_IN"/>
-          </w:rPr>
-          <w:rPr>
-            <w:color w:val="0000EE"/>
-            <w:u w:val="single"/>
-          </w:rPr>
-          <w:t>1:28</w:t>
-        </w:r>
-      </w:hyperlink>
+      <w:r>
+        <w:rPr>
+          <w:lang w:val="gu_IN" w:bidi="gu_IN"/>
+        </w:rPr>
+        <w:t>1:28</w:t>
+      </w:r>
       <w:r>
         <w:rPr>
           <w:lang w:val="gu_IN" w:bidi="gu_IN"/>
@@ -2763,18 +2757,12 @@
         </w:rPr>
         <w:t xml:space="preserve">જુઓ કે તમે </w:t>
       </w:r>
-      <w:hyperlink r:id="rId13">
-        <w:r>
-          <w:rPr>
-            <w:lang w:val="gu_IN" w:bidi="gu_IN"/>
-          </w:rPr>
-          <w:rPr>
-            <w:color w:val="0000EE"/>
-            <w:u w:val="single"/>
-          </w:rPr>
-          <w:t>1:28</w:t>
-        </w:r>
-      </w:hyperlink>
+      <w:r>
+        <w:rPr>
+          <w:lang w:val="gu_IN" w:bidi="gu_IN"/>
+        </w:rPr>
+        <w:t>1:28</w:t>
+      </w:r>
       <w:r>
         <w:rPr>
           <w:lang w:val="gu_IN" w:bidi="gu_IN"/>
@@ -2815,18 +2803,12 @@
         </w:rPr>
         <w:t xml:space="preserve">12:1 ii2v rc://ta/man/translate/translate-names Λάζαρος 1 લાજરસ 1 જુઓ કે તમે </w:t>
       </w:r>
-      <w:hyperlink r:id="rId14">
-        <w:r>
-          <w:rPr>
-            <w:lang w:val="gu_IN" w:bidi="gu_IN"/>
-          </w:rPr>
-          <w:rPr>
-            <w:color w:val="0000EE"/>
-            <w:u w:val="single"/>
-          </w:rPr>
-          <w:t>11:1</w:t>
-        </w:r>
-      </w:hyperlink>
+      <w:r>
+        <w:rPr>
+          <w:lang w:val="gu_IN" w:bidi="gu_IN"/>
+        </w:rPr>
+        <w:t>11:1</w:t>
+      </w:r>
       <w:r>
         <w:rPr>
           <w:lang w:val="gu_IN" w:bidi="gu_IN"/>
@@ -2953,18 +2935,12 @@
         </w:rPr>
         <w:t xml:space="preserve">જુઓ કે તમે </w:t>
       </w:r>
-      <w:hyperlink r:id="rId14">
-        <w:r>
-          <w:rPr>
-            <w:lang w:val="gu_IN" w:bidi="gu_IN"/>
-          </w:rPr>
-          <w:rPr>
-            <w:color w:val="0000EE"/>
-            <w:u w:val="single"/>
-          </w:rPr>
-          <w:t>11:1</w:t>
-        </w:r>
-      </w:hyperlink>
+      <w:r>
+        <w:rPr>
+          <w:lang w:val="gu_IN" w:bidi="gu_IN"/>
+        </w:rPr>
+        <w:t>11:1</w:t>
+      </w:r>
       <w:r>
         <w:rPr>
           <w:lang w:val="gu_IN" w:bidi="gu_IN"/>
@@ -3059,18 +3035,12 @@
         </w:rPr>
         <w:t xml:space="preserve">જુઓ કે તમે </w:t>
       </w:r>
-      <w:hyperlink r:id="rId14">
-        <w:r>
-          <w:rPr>
-            <w:lang w:val="gu_IN" w:bidi="gu_IN"/>
-          </w:rPr>
-          <w:rPr>
-            <w:color w:val="0000EE"/>
-            <w:u w:val="single"/>
-          </w:rPr>
-          <w:t>11:1</w:t>
-        </w:r>
-      </w:hyperlink>
+      <w:r>
+        <w:rPr>
+          <w:lang w:val="gu_IN" w:bidi="gu_IN"/>
+        </w:rPr>
+        <w:t>11:1</w:t>
+      </w:r>
       <w:r>
         <w:rPr>
           <w:lang w:val="gu_IN" w:bidi="gu_IN"/>
@@ -3260,18 +3230,12 @@
         </w:rPr>
         <w:t xml:space="preserve">જુઓ કે તમે </w:t>
       </w:r>
-      <w:hyperlink r:id="rId15">
-        <w:r>
-          <w:rPr>
-            <w:lang w:val="gu_IN" w:bidi="gu_IN"/>
-          </w:rPr>
-          <w:rPr>
-            <w:color w:val="0000EE"/>
-            <w:u w:val="single"/>
-          </w:rPr>
-          <w:t>1:43</w:t>
-        </w:r>
-      </w:hyperlink>
+      <w:r>
+        <w:rPr>
+          <w:lang w:val="gu_IN" w:bidi="gu_IN"/>
+        </w:rPr>
+        <w:t>1:43</w:t>
+      </w:r>
       <w:r>
         <w:rPr>
           <w:lang w:val="gu_IN" w:bidi="gu_IN"/>
@@ -3366,18 +3330,12 @@
         </w:rPr>
         <w:t xml:space="preserve">જુઓ કે તમે </w:t>
       </w:r>
-      <w:hyperlink r:id="rId15">
-        <w:r>
-          <w:rPr>
-            <w:lang w:val="gu_IN" w:bidi="gu_IN"/>
-          </w:rPr>
-          <w:rPr>
-            <w:color w:val="0000EE"/>
-            <w:u w:val="single"/>
-          </w:rPr>
-          <w:t>1:43</w:t>
-        </w:r>
-      </w:hyperlink>
+      <w:r>
+        <w:rPr>
+          <w:lang w:val="gu_IN" w:bidi="gu_IN"/>
+        </w:rPr>
+        <w:t>1:43</w:t>
+      </w:r>
       <w:r>
         <w:rPr>
           <w:lang w:val="gu_IN" w:bidi="gu_IN"/>
@@ -3472,18 +3430,12 @@
         </w:rPr>
         <w:t xml:space="preserve">જુઓ કે તમે </w:t>
       </w:r>
-      <w:hyperlink r:id="rId16">
-        <w:r>
-          <w:rPr>
-            <w:lang w:val="gu_IN" w:bidi="gu_IN"/>
-          </w:rPr>
-          <w:rPr>
-            <w:color w:val="0000EE"/>
-            <w:u w:val="single"/>
-          </w:rPr>
-          <w:t>1:23</w:t>
-        </w:r>
-      </w:hyperlink>
+      <w:r>
+        <w:rPr>
+          <w:lang w:val="gu_IN" w:bidi="gu_IN"/>
+        </w:rPr>
+        <w:t>1:23</w:t>
+      </w:r>
       <w:r>
         <w:rPr>
           <w:lang w:val="gu_IN" w:bidi="gu_IN"/>
@@ -3578,18 +3530,12 @@
         </w:rPr>
         <w:t xml:space="preserve">જુઓ કે તમે </w:t>
       </w:r>
-      <w:hyperlink r:id="rId17">
-        <w:r>
-          <w:rPr>
-            <w:lang w:val="gu_IN" w:bidi="gu_IN"/>
-          </w:rPr>
-          <w:rPr>
-            <w:color w:val="0000EE"/>
-            <w:u w:val="single"/>
-          </w:rPr>
-          <w:t>11:16</w:t>
-        </w:r>
-      </w:hyperlink>
+      <w:r>
+        <w:rPr>
+          <w:lang w:val="gu_IN" w:bidi="gu_IN"/>
+        </w:rPr>
+        <w:t>11:16</w:t>
+      </w:r>
       <w:r>
         <w:rPr>
           <w:lang w:val="gu_IN" w:bidi="gu_IN"/>
@@ -3684,18 +3630,12 @@
         </w:rPr>
         <w:t xml:space="preserve">જુઓ કે તમે </w:t>
       </w:r>
-      <w:hyperlink r:id="rId15">
-        <w:r>
-          <w:rPr>
-            <w:lang w:val="gu_IN" w:bidi="gu_IN"/>
-          </w:rPr>
-          <w:rPr>
-            <w:color w:val="0000EE"/>
-            <w:u w:val="single"/>
-          </w:rPr>
-          <w:t>1:43</w:t>
-        </w:r>
-      </w:hyperlink>
+      <w:r>
+        <w:rPr>
+          <w:lang w:val="gu_IN" w:bidi="gu_IN"/>
+        </w:rPr>
+        <w:t>1:43</w:t>
+      </w:r>
       <w:r>
         <w:rPr>
           <w:lang w:val="gu_IN" w:bidi="gu_IN"/>
@@ -3885,18 +3825,12 @@
         </w:rPr>
         <w:t xml:space="preserve">જુઓ કે તમે </w:t>
       </w:r>
-      <w:hyperlink r:id="rId18">
-        <w:r>
-          <w:rPr>
-            <w:lang w:val="gu_IN" w:bidi="gu_IN"/>
-          </w:rPr>
-          <w:rPr>
-            <w:color w:val="0000EE"/>
-            <w:u w:val="single"/>
-          </w:rPr>
-          <w:t>1:40</w:t>
-        </w:r>
-      </w:hyperlink>
+      <w:r>
+        <w:rPr>
+          <w:lang w:val="gu_IN" w:bidi="gu_IN"/>
+        </w:rPr>
+        <w:t>1:40</w:t>
+      </w:r>
       <w:r>
         <w:rPr>
           <w:lang w:val="gu_IN" w:bidi="gu_IN"/>
@@ -4155,18 +4089,12 @@
         </w:rPr>
         <w:t xml:space="preserve">જુઓ કે તમે </w:t>
       </w:r>
-      <w:hyperlink r:id="rId19">
-        <w:r>
-          <w:rPr>
-            <w:lang w:val="gu_IN" w:bidi="gu_IN"/>
-          </w:rPr>
-          <w:rPr>
-            <w:color w:val="0000EE"/>
-            <w:u w:val="single"/>
-          </w:rPr>
-          <w:t>18:29</w:t>
-        </w:r>
-      </w:hyperlink>
+      <w:r>
+        <w:rPr>
+          <w:lang w:val="gu_IN" w:bidi="gu_IN"/>
+        </w:rPr>
+        <w:t>18:29</w:t>
+      </w:r>
       <w:r>
         <w:rPr>
           <w:lang w:val="gu_IN" w:bidi="gu_IN"/>
@@ -4438,18 +4366,12 @@
         </w:rPr>
         <w:t xml:space="preserve">જુઓ કે તમે </w:t>
       </w:r>
-      <w:hyperlink r:id="rId20">
-        <w:r>
-          <w:rPr>
-            <w:lang w:val="gu_IN" w:bidi="gu_IN"/>
-          </w:rPr>
-          <w:rPr>
-            <w:color w:val="0000EE"/>
-            <w:u w:val="single"/>
-          </w:rPr>
-          <w:t>19:25</w:t>
-        </w:r>
-      </w:hyperlink>
+      <w:r>
+        <w:rPr>
+          <w:lang w:val="gu_IN" w:bidi="gu_IN"/>
+        </w:rPr>
+        <w:t>19:25</w:t>
+      </w:r>
       <w:r>
         <w:rPr>
           <w:lang w:val="gu_IN" w:bidi="gu_IN"/>
@@ -4544,18 +4466,12 @@
         </w:rPr>
         <w:t xml:space="preserve">જુઓ કે તમે </w:t>
       </w:r>
-      <w:hyperlink r:id="rId17">
-        <w:r>
-          <w:rPr>
-            <w:lang w:val="gu_IN" w:bidi="gu_IN"/>
-          </w:rPr>
-          <w:rPr>
-            <w:color w:val="0000EE"/>
-            <w:u w:val="single"/>
-          </w:rPr>
-          <w:t>11:16</w:t>
-        </w:r>
-      </w:hyperlink>
+      <w:r>
+        <w:rPr>
+          <w:lang w:val="gu_IN" w:bidi="gu_IN"/>
+        </w:rPr>
+        <w:t>11:16</w:t>
+      </w:r>
       <w:r>
         <w:rPr>
           <w:lang w:val="gu_IN" w:bidi="gu_IN"/>
@@ -4650,18 +4566,12 @@
         </w:rPr>
         <w:t xml:space="preserve">જુઓ કે તમે </w:t>
       </w:r>
-      <w:hyperlink r:id="rId17">
-        <w:r>
-          <w:rPr>
-            <w:lang w:val="gu_IN" w:bidi="gu_IN"/>
-          </w:rPr>
-          <w:rPr>
-            <w:color w:val="0000EE"/>
-            <w:u w:val="single"/>
-          </w:rPr>
-          <w:t>11:16</w:t>
-        </w:r>
-      </w:hyperlink>
+      <w:r>
+        <w:rPr>
+          <w:lang w:val="gu_IN" w:bidi="gu_IN"/>
+        </w:rPr>
+        <w:t>11:16</w:t>
+      </w:r>
       <w:r>
         <w:rPr>
           <w:lang w:val="gu_IN" w:bidi="gu_IN"/>
@@ -4763,18 +4673,12 @@
         </w:rPr>
         <w:t xml:space="preserve"> એ એક માણસનું નામ છે. તે શિષ્યો યોહાન અને યાકુબ (</w:t>
       </w:r>
-      <w:hyperlink r:id="rId21">
-        <w:r>
-          <w:rPr>
-            <w:lang w:val="gu_IN" w:bidi="gu_IN"/>
-          </w:rPr>
-          <w:rPr>
-            <w:color w:val="0000EE"/>
-            <w:u w:val="single"/>
-          </w:rPr>
-          <w:t>માથ્થી 4:21</w:t>
-        </w:r>
-      </w:hyperlink>
+      <w:r>
+        <w:rPr>
+          <w:lang w:val="gu_IN" w:bidi="gu_IN"/>
+        </w:rPr>
+        <w:t>માથ્થી 4:21</w:t>
+      </w:r>
       <w:r>
         <w:rPr>
           <w:lang w:val="gu_IN" w:bidi="gu_IN"/>
@@ -10972,18 +10876,12 @@
         </w:rPr>
         <w:t xml:space="preserve">જુઓ કે તમે </w:t>
       </w:r>
-      <w:hyperlink r:id="rId22">
-        <w:r>
-          <w:rPr>
-            <w:lang w:val="gu_IN" w:bidi="gu_IN"/>
-          </w:rPr>
-          <w:rPr>
-            <w:color w:val="0000EE"/>
-            <w:u w:val="single"/>
-          </w:rPr>
-          <w:t>૧૧:૧૫</w:t>
-        </w:r>
-      </w:hyperlink>
+      <w:r>
+        <w:rPr>
+          <w:lang w:val="gu_IN" w:bidi="gu_IN"/>
+        </w:rPr>
+        <w:t>૧૧:૧૫</w:t>
+      </w:r>
       <w:r>
         <w:rPr>
           <w:lang w:val="gu_IN" w:bidi="gu_IN"/>
@@ -11078,18 +10976,12 @@
         </w:rPr>
         <w:t xml:space="preserve">જુઓ કે તમે </w:t>
       </w:r>
-      <w:hyperlink r:id="rId22">
-        <w:r>
-          <w:rPr>
-            <w:lang w:val="gu_IN" w:bidi="gu_IN"/>
-          </w:rPr>
-          <w:rPr>
-            <w:color w:val="0000EE"/>
-            <w:u w:val="single"/>
-          </w:rPr>
-          <w:t>૧૧:૧૫</w:t>
-        </w:r>
-      </w:hyperlink>
+      <w:r>
+        <w:rPr>
+          <w:lang w:val="gu_IN" w:bidi="gu_IN"/>
+        </w:rPr>
+        <w:t>૧૧:૧૫</w:t>
+      </w:r>
       <w:r>
         <w:rPr>
           <w:lang w:val="gu_IN" w:bidi="gu_IN"/>
@@ -12230,18 +12122,12 @@
         </w:rPr>
         <w:t xml:space="preserve"> એ એક માણસનું નામ છે. જુઓ કે તમે તેનો </w:t>
       </w:r>
-      <w:hyperlink r:id="rId23">
-        <w:r>
-          <w:rPr>
-            <w:lang w:val="gu_IN" w:bidi="gu_IN"/>
-          </w:rPr>
-          <w:rPr>
-            <w:color w:val="0000EE"/>
-            <w:u w:val="single"/>
-          </w:rPr>
-          <w:t>17:28</w:t>
-        </w:r>
-      </w:hyperlink>
+      <w:r>
+        <w:rPr>
+          <w:lang w:val="gu_IN" w:bidi="gu_IN"/>
+        </w:rPr>
+        <w:t>17:28</w:t>
+      </w:r>
       <w:r>
         <w:rPr>
           <w:lang w:val="gu_IN" w:bidi="gu_IN"/>
@@ -12323,18 +12209,12 @@
         </w:rPr>
         <w:t xml:space="preserve">** યરીખો ** એ એક શહેરનું નામ છે. જુઓ કે તમે તેનો </w:t>
       </w:r>
-      <w:hyperlink r:id="rId24">
-        <w:r>
-          <w:rPr>
-            <w:lang w:val="gu_IN" w:bidi="gu_IN"/>
-          </w:rPr>
-          <w:rPr>
-            <w:color w:val="0000EE"/>
-            <w:u w:val="single"/>
-          </w:rPr>
-          <w:t>18:35</w:t>
-        </w:r>
-      </w:hyperlink>
+      <w:r>
+        <w:rPr>
+          <w:lang w:val="gu_IN" w:bidi="gu_IN"/>
+        </w:rPr>
+        <w:t>18:35</w:t>
+      </w:r>
       <w:r>
         <w:rPr>
           <w:lang w:val="gu_IN" w:bidi="gu_IN"/>
@@ -12655,18 +12535,12 @@
         </w:rPr>
         <w:t xml:space="preserve"> એ શેતાનનું નામ છે. જુઓ કે તમે તેનો </w:t>
       </w:r>
-      <w:hyperlink r:id="rId25">
-        <w:r>
-          <w:rPr>
-            <w:lang w:val="gu_IN" w:bidi="gu_IN"/>
-          </w:rPr>
-          <w:rPr>
-            <w:color w:val="0000EE"/>
-            <w:u w:val="single"/>
-          </w:rPr>
-          <w:t>10:18</w:t>
-        </w:r>
-      </w:hyperlink>
+      <w:r>
+        <w:rPr>
+          <w:lang w:val="gu_IN" w:bidi="gu_IN"/>
+        </w:rPr>
+        <w:t>10:18</w:t>
+      </w:r>
       <w:r>
         <w:rPr>
           <w:lang w:val="gu_IN" w:bidi="gu_IN"/>
@@ -12748,18 +12622,12 @@
         </w:rPr>
         <w:t xml:space="preserve">** યહૂદા ** એ એક માણસનું નામ છે, અને ** ઇસ્કારિયોત ** એ એક વિશિષ્ટ અટક છે. તમે </w:t>
       </w:r>
-      <w:hyperlink r:id="rId26">
-        <w:r>
-          <w:rPr>
-            <w:lang w:val="gu_IN" w:bidi="gu_IN"/>
-          </w:rPr>
-          <w:rPr>
-            <w:color w:val="0000EE"/>
-            <w:u w:val="single"/>
-          </w:rPr>
-          <w:t>6:16</w:t>
-        </w:r>
-      </w:hyperlink>
+      <w:r>
+        <w:rPr>
+          <w:lang w:val="gu_IN" w:bidi="gu_IN"/>
+        </w:rPr>
+        <w:t>6:16</w:t>
+      </w:r>
       <w:r>
         <w:rPr>
           <w:lang w:val="gu_IN" w:bidi="gu_IN"/>
@@ -12841,18 +12709,12 @@
         </w:rPr>
         <w:t xml:space="preserve">આ બે માણસોના નામ છે. જુઓ કે તમે તેમનો </w:t>
       </w:r>
-      <w:hyperlink r:id="rId27">
-        <w:r>
-          <w:rPr>
-            <w:lang w:val="gu_IN" w:bidi="gu_IN"/>
-          </w:rPr>
-          <w:rPr>
-            <w:color w:val="0000EE"/>
-            <w:u w:val="single"/>
-          </w:rPr>
-          <w:t>6:14</w:t>
-        </w:r>
-      </w:hyperlink>
+      <w:r>
+        <w:rPr>
+          <w:lang w:val="gu_IN" w:bidi="gu_IN"/>
+        </w:rPr>
+        <w:t>6:14</w:t>
+      </w:r>
       <w:r>
         <w:rPr>
           <w:lang w:val="gu_IN" w:bidi="gu_IN"/>
@@ -12941,18 +12803,12 @@
         </w:rPr>
         <w:t xml:space="preserve"> એ માણસનું નામ છે જે આ સમયમાં યહૂદિયા નો રોમન શાસક હતો. તમે </w:t>
       </w:r>
-      <w:hyperlink r:id="rId28">
-        <w:r>
-          <w:rPr>
-            <w:lang w:val="gu_IN" w:bidi="gu_IN"/>
-          </w:rPr>
-          <w:rPr>
-            <w:color w:val="0000EE"/>
-            <w:u w:val="single"/>
-          </w:rPr>
-          <w:t>3:1</w:t>
-        </w:r>
-      </w:hyperlink>
+      <w:r>
+        <w:rPr>
+          <w:lang w:val="gu_IN" w:bidi="gu_IN"/>
+        </w:rPr>
+        <w:t>3:1</w:t>
+      </w:r>
       <w:r>
         <w:rPr>
           <w:lang w:val="gu_IN" w:bidi="gu_IN"/>
@@ -13123,18 +12979,12 @@
         </w:rPr>
         <w:t xml:space="preserve"> એ એક માણસનું નામ છે. તમે તેનો </w:t>
       </w:r>
-      <w:hyperlink r:id="rId29">
-        <w:r>
-          <w:rPr>
-            <w:lang w:val="gu_IN" w:bidi="gu_IN"/>
-          </w:rPr>
-          <w:rPr>
-            <w:color w:val="0000EE"/>
-            <w:u w:val="single"/>
-          </w:rPr>
-          <w:t>4:38</w:t>
-        </w:r>
-      </w:hyperlink>
+      <w:r>
+        <w:rPr>
+          <w:lang w:val="gu_IN" w:bidi="gu_IN"/>
+        </w:rPr>
+        <w:t>4:38</w:t>
+      </w:r>
       <w:r>
         <w:rPr>
           <w:lang w:val="gu_IN" w:bidi="gu_IN"/>
@@ -14840,18 +14690,12 @@
         </w:rPr>
         <w:t xml:space="preserve">શબ્દ યાદીમાં આપવામાં આવેલ પ્રથમ પુરુષનું નામ છે. </w:t>
       </w:r>
-      <w:hyperlink r:id="rId30">
-        <w:r>
-          <w:rPr>
-            <w:lang w:val="gu_IN" w:bidi="gu_IN"/>
-          </w:rPr>
-          <w:rPr>
-            <w:color w:val="0000EE"/>
-            <w:u w:val="single"/>
-          </w:rPr>
-          <w:t>3:17–19</w:t>
-        </w:r>
-      </w:hyperlink>
+      <w:r>
+        <w:rPr>
+          <w:lang w:val="gu_IN" w:bidi="gu_IN"/>
+        </w:rPr>
+        <w:t>3:17–19</w:t>
+      </w:r>
       <w:r>
         <w:rPr>
           <w:lang w:val="gu_IN" w:bidi="gu_IN"/>
@@ -17517,18 +17361,12 @@
           <w:lang w:val="gu_IN" w:bidi="gu_IN"/>
         </w:rPr>
       </w:r>
-      <w:hyperlink r:id="rId31">
-        <w:r>
-          <w:rPr>
-            <w:lang w:val="gu_IN" w:bidi="gu_IN"/>
-          </w:rPr>
-          <w:rPr>
-            <w:color w:val="0000EE"/>
-            <w:u w:val="single"/>
-          </w:rPr>
-          <w:t>2:10</w:t>
-        </w:r>
-      </w:hyperlink>
+      <w:r>
+        <w:rPr>
+          <w:lang w:val="gu_IN" w:bidi="gu_IN"/>
+        </w:rPr>
+        <w:t>2:10</w:t>
+      </w:r>
       <w:r>
         <w:rPr>
           <w:lang w:val="gu_IN" w:bidi="gu_IN"/>
@@ -18114,18 +17952,12 @@
         </w:rPr>
         <w:t xml:space="preserve">અહીં, ** દેવના રાજ્યમાં પેસવું**શબ્દસમૂહ ધરતી પરનાં વ્યક્તિના જીવનનો અંત આવ્યા બાદ ઈશ્વરની સાથે અનંતકાળ સુધી જીવન જીવવાનો ઉલ્લેખ કરે છે. [માર્ક 9:43] (../mrk/09/43.md) and </w:t>
       </w:r>
-      <w:hyperlink r:id="rId32">
-        <w:r>
-          <w:rPr>
-            <w:lang w:val="gu_IN" w:bidi="gu_IN"/>
-          </w:rPr>
-          <w:rPr>
-            <w:color w:val="0000EE"/>
-            <w:u w:val="single"/>
-          </w:rPr>
-          <w:t>માર્ક 9:45</w:t>
-        </w:r>
-      </w:hyperlink>
+      <w:r>
+        <w:rPr>
+          <w:lang w:val="gu_IN" w:bidi="gu_IN"/>
+        </w:rPr>
+        <w:t>માર્ક 9:45</w:t>
+      </w:r>
       <w:r>
         <w:rPr>
           <w:lang w:val="gu_IN" w:bidi="gu_IN"/>
@@ -18851,18 +18683,12 @@
           <w:lang w:val="gu_IN" w:bidi="gu_IN"/>
         </w:rPr>
       </w:r>
-      <w:hyperlink r:id="rId33">
-        <w:r>
-          <w:rPr>
-            <w:lang w:val="gu_IN" w:bidi="gu_IN"/>
-          </w:rPr>
-          <w:rPr>
-            <w:color w:val="0000EE"/>
-            <w:u w:val="single"/>
-          </w:rPr>
-          <w:t>3:28</w:t>
-        </w:r>
-      </w:hyperlink>
+      <w:r>
+        <w:rPr>
+          <w:lang w:val="gu_IN" w:bidi="gu_IN"/>
+        </w:rPr>
+        <w:t>3:28</w:t>
+      </w:r>
       <w:r>
         <w:rPr>
           <w:lang w:val="gu_IN" w:bidi="gu_IN"/>
@@ -20033,18 +19859,12 @@
           <w:lang w:val="gu_IN" w:bidi="gu_IN"/>
         </w:rPr>
       </w:r>
-      <w:hyperlink r:id="rId33">
-        <w:r>
-          <w:rPr>
-            <w:lang w:val="gu_IN" w:bidi="gu_IN"/>
-          </w:rPr>
-          <w:rPr>
-            <w:color w:val="0000EE"/>
-            <w:u w:val="single"/>
-          </w:rPr>
-          <w:t>3:28</w:t>
-        </w:r>
-      </w:hyperlink>
+      <w:r>
+        <w:rPr>
+          <w:lang w:val="gu_IN" w:bidi="gu_IN"/>
+        </w:rPr>
+        <w:t>3:28</w:t>
+      </w:r>
       <w:r>
         <w:rPr>
           <w:lang w:val="gu_IN" w:bidi="gu_IN"/>
@@ -20707,18 +20527,12 @@
         </w:rPr>
         <w:t xml:space="preserve">શીર્ષકનો અનુવાદ તમે કઈ રીતે કર્યો છે તે </w:t>
       </w:r>
-      <w:hyperlink r:id="rId31">
-        <w:r>
-          <w:rPr>
-            <w:lang w:val="gu_IN" w:bidi="gu_IN"/>
-          </w:rPr>
-          <w:rPr>
-            <w:color w:val="0000EE"/>
-            <w:u w:val="single"/>
-          </w:rPr>
-          <w:t>2:10</w:t>
-        </w:r>
-      </w:hyperlink>
+      <w:r>
+        <w:rPr>
+          <w:lang w:val="gu_IN" w:bidi="gu_IN"/>
+        </w:rPr>
+        <w:t>2:10</w:t>
+      </w:r>
       <w:r>
         <w:rPr>
           <w:lang w:val="gu_IN" w:bidi="gu_IN"/>
@@ -20916,18 +20730,12 @@
         </w:rPr>
         <w:t xml:space="preserve">સર્વનામ “માણસના દીકરા”નો ઉલ્લેખ કરે છે જેનો ઉપયોગ ઇસુ પોતાના માટે </w:t>
       </w:r>
-      <w:hyperlink r:id="rId34">
-        <w:r>
-          <w:rPr>
-            <w:lang w:val="gu_IN" w:bidi="gu_IN"/>
-          </w:rPr>
-          <w:rPr>
-            <w:color w:val="0000EE"/>
-            <w:u w:val="single"/>
-          </w:rPr>
-          <w:t>13:26</w:t>
-        </w:r>
-      </w:hyperlink>
+      <w:r>
+        <w:rPr>
+          <w:lang w:val="gu_IN" w:bidi="gu_IN"/>
+        </w:rPr>
+        <w:t>13:26</w:t>
+      </w:r>
       <w:r>
         <w:rPr>
           <w:lang w:val="gu_IN" w:bidi="gu_IN"/>
@@ -21377,18 +21185,12 @@
           <w:lang w:val="gu_IN" w:bidi="gu_IN"/>
         </w:rPr>
       </w:r>
-      <w:hyperlink r:id="rId33">
-        <w:r>
-          <w:rPr>
-            <w:lang w:val="gu_IN" w:bidi="gu_IN"/>
-          </w:rPr>
-          <w:rPr>
-            <w:color w:val="0000EE"/>
-            <w:u w:val="single"/>
-          </w:rPr>
-          <w:t>3:28</w:t>
-        </w:r>
-      </w:hyperlink>
+      <w:r>
+        <w:rPr>
+          <w:lang w:val="gu_IN" w:bidi="gu_IN"/>
+        </w:rPr>
+        <w:t>3:28</w:t>
+      </w:r>
       <w:r>
         <w:rPr>
           <w:lang w:val="gu_IN" w:bidi="gu_IN"/>
@@ -21603,18 +21405,12 @@
           <w:lang w:val="gu_IN" w:bidi="gu_IN"/>
         </w:rPr>
       </w:r>
-      <w:hyperlink r:id="rId35">
-        <w:r>
-          <w:rPr>
-            <w:lang w:val="gu_IN" w:bidi="gu_IN"/>
-          </w:rPr>
-          <w:rPr>
-            <w:color w:val="0000EE"/>
-            <w:u w:val="single"/>
-          </w:rPr>
-          <w:t>3:19</w:t>
-        </w:r>
-      </w:hyperlink>
+      <w:r>
+        <w:rPr>
+          <w:lang w:val="gu_IN" w:bidi="gu_IN"/>
+        </w:rPr>
+        <w:t>3:19</w:t>
+      </w:r>
       <w:r>
         <w:rPr>
           <w:lang w:val="gu_IN" w:bidi="gu_IN"/>
@@ -21848,18 +21644,12 @@
           <w:lang w:val="gu_IN" w:bidi="gu_IN"/>
         </w:rPr>
       </w:r>
-      <w:hyperlink r:id="rId36">
-        <w:r>
-          <w:rPr>
-            <w:lang w:val="gu_IN" w:bidi="gu_IN"/>
-          </w:rPr>
-          <w:rPr>
-            <w:color w:val="0000EE"/>
-            <w:u w:val="single"/>
-          </w:rPr>
-          <w:t>14:10</w:t>
-        </w:r>
-      </w:hyperlink>
+      <w:r>
+        <w:rPr>
+          <w:lang w:val="gu_IN" w:bidi="gu_IN"/>
+        </w:rPr>
+        <w:t>14:10</w:t>
+      </w:r>
       <w:r>
         <w:rPr>
           <w:lang w:val="gu_IN" w:bidi="gu_IN"/>
@@ -22005,18 +21795,12 @@
           <w:lang w:val="gu_IN" w:bidi="gu_IN"/>
         </w:rPr>
       </w:r>
-      <w:hyperlink r:id="rId33">
-        <w:r>
-          <w:rPr>
-            <w:lang w:val="gu_IN" w:bidi="gu_IN"/>
-          </w:rPr>
-          <w:rPr>
-            <w:color w:val="0000EE"/>
-            <w:u w:val="single"/>
-          </w:rPr>
-          <w:t>3:28</w:t>
-        </w:r>
-      </w:hyperlink>
+      <w:r>
+        <w:rPr>
+          <w:lang w:val="gu_IN" w:bidi="gu_IN"/>
+        </w:rPr>
+        <w:t>3:28</w:t>
+      </w:r>
       <w:r>
         <w:rPr>
           <w:lang w:val="gu_IN" w:bidi="gu_IN"/>
@@ -22093,18 +21877,12 @@
           <w:lang w:val="gu_IN" w:bidi="gu_IN"/>
         </w:rPr>
       </w:r>
-      <w:hyperlink r:id="rId37">
-        <w:r>
-          <w:rPr>
-            <w:lang w:val="gu_IN" w:bidi="gu_IN"/>
-          </w:rPr>
-          <w:rPr>
-            <w:color w:val="0000EE"/>
-            <w:u w:val="single"/>
-          </w:rPr>
-          <w:t>1:15</w:t>
-        </w:r>
-      </w:hyperlink>
+      <w:r>
+        <w:rPr>
+          <w:lang w:val="gu_IN" w:bidi="gu_IN"/>
+        </w:rPr>
+        <w:t>1:15</w:t>
+      </w:r>
       <w:r>
         <w:rPr>
           <w:lang w:val="gu_IN" w:bidi="gu_IN"/>
@@ -23213,18 +22991,12 @@
           <w:lang w:val="gu_IN" w:bidi="gu_IN"/>
         </w:rPr>
       </w:r>
-      <w:hyperlink r:id="rId38">
-        <w:r>
-          <w:rPr>
-            <w:lang w:val="gu_IN" w:bidi="gu_IN"/>
-          </w:rPr>
-          <w:rPr>
-            <w:color w:val="0000EE"/>
-            <w:u w:val="single"/>
-          </w:rPr>
-          <w:t>માથ્થી 27:19</w:t>
-        </w:r>
-      </w:hyperlink>
+      <w:r>
+        <w:rPr>
+          <w:lang w:val="gu_IN" w:bidi="gu_IN"/>
+        </w:rPr>
+        <w:t>માથ્થી 27:19</w:t>
+      </w:r>
       <w:r>
         <w:rPr>
           <w:lang w:val="gu_IN" w:bidi="gu_IN"/>
@@ -23668,18 +23440,12 @@
           <w:lang w:val="gu_IN" w:bidi="gu_IN"/>
         </w:rPr>
       </w:r>
-      <w:hyperlink r:id="rId39">
-        <w:r>
-          <w:rPr>
-            <w:lang w:val="gu_IN" w:bidi="gu_IN"/>
-          </w:rPr>
-          <w:rPr>
-            <w:color w:val="0000EE"/>
-            <w:u w:val="single"/>
-          </w:rPr>
-          <w:t>6:15</w:t>
-        </w:r>
-      </w:hyperlink>
+      <w:r>
+        <w:rPr>
+          <w:lang w:val="gu_IN" w:bidi="gu_IN"/>
+        </w:rPr>
+        <w:t>6:15</w:t>
+      </w:r>
       <w:r>
         <w:rPr>
           <w:lang w:val="gu_IN" w:bidi="gu_IN"/>
@@ -23768,18 +23534,12 @@
           <w:lang w:val="gu_IN" w:bidi="gu_IN"/>
         </w:rPr>
       </w:r>
-      <w:hyperlink r:id="rId39">
-        <w:r>
-          <w:rPr>
-            <w:lang w:val="gu_IN" w:bidi="gu_IN"/>
-          </w:rPr>
-          <w:rPr>
-            <w:color w:val="0000EE"/>
-            <w:u w:val="single"/>
-          </w:rPr>
-          <w:t>6:15</w:t>
-        </w:r>
-      </w:hyperlink>
+      <w:r>
+        <w:rPr>
+          <w:lang w:val="gu_IN" w:bidi="gu_IN"/>
+        </w:rPr>
+        <w:t>6:15</w:t>
+      </w:r>
       <w:r>
         <w:rPr>
           <w:lang w:val="gu_IN" w:bidi="gu_IN"/>
@@ -23956,18 +23716,12 @@
           <w:lang w:val="gu_IN" w:bidi="gu_IN"/>
         </w:rPr>
       </w:r>
-      <w:hyperlink r:id="rId33">
-        <w:r>
-          <w:rPr>
-            <w:lang w:val="gu_IN" w:bidi="gu_IN"/>
-          </w:rPr>
-          <w:rPr>
-            <w:color w:val="0000EE"/>
-            <w:u w:val="single"/>
-          </w:rPr>
-          <w:t>3:28</w:t>
-        </w:r>
-      </w:hyperlink>
+      <w:r>
+        <w:rPr>
+          <w:lang w:val="gu_IN" w:bidi="gu_IN"/>
+        </w:rPr>
+        <w:t>3:28</w:t>
+      </w:r>
       <w:r>
         <w:rPr>
           <w:lang w:val="gu_IN" w:bidi="gu_IN"/>
@@ -24221,18 +23975,12 @@
           <w:lang w:val="gu_IN" w:bidi="gu_IN"/>
         </w:rPr>
       </w:r>
-      <w:hyperlink r:id="rId40">
-        <w:r>
-          <w:rPr>
-            <w:lang w:val="gu_IN" w:bidi="gu_IN"/>
-          </w:rPr>
-          <w:rPr>
-            <w:color w:val="0000EE"/>
-            <w:u w:val="single"/>
-          </w:rPr>
-          <w:t>15:40</w:t>
-        </w:r>
-      </w:hyperlink>
+      <w:r>
+        <w:rPr>
+          <w:lang w:val="gu_IN" w:bidi="gu_IN"/>
+        </w:rPr>
+        <w:t>15:40</w:t>
+      </w:r>
       <w:r>
         <w:rPr>
           <w:lang w:val="gu_IN" w:bidi="gu_IN"/>
@@ -24324,18 +24072,12 @@
         </w:rPr>
         <w:t xml:space="preserve">સંયોજીત વાક્ય: </w:t>
       </w:r>
-      <w:hyperlink r:id="rId40">
-        <w:r>
-          <w:rPr>
-            <w:lang w:val="gu_IN" w:bidi="gu_IN"/>
-          </w:rPr>
-          <w:rPr>
-            <w:color w:val="0000EE"/>
-            <w:u w:val="single"/>
-          </w:rPr>
-          <w:t>15:40</w:t>
-        </w:r>
-      </w:hyperlink>
+      <w:r>
+        <w:rPr>
+          <w:lang w:val="gu_IN" w:bidi="gu_IN"/>
+        </w:rPr>
+        <w:t>15:40</w:t>
+      </w:r>
       <w:r>
         <w:rPr>
           <w:lang w:val="gu_IN" w:bidi="gu_IN"/>
@@ -25353,18 +25095,12 @@
         </w:rPr>
         <w:t xml:space="preserve"> પિતા સાથેના તેમના સંબંધોમાં પ્રિય બાળકો છે (જુઓ </w:t>
       </w:r>
-      <w:hyperlink r:id="rId41">
-        <w:r>
-          <w:rPr>
-            <w:lang w:val="gu_IN" w:bidi="gu_IN"/>
-          </w:rPr>
-          <w:rPr>
-            <w:color w:val="0000EE"/>
-            <w:u w:val="single"/>
-          </w:rPr>
-          <w:t>1:3</w:t>
-        </w:r>
-      </w:hyperlink>
+      <w:r>
+        <w:rPr>
+          <w:lang w:val="gu_IN" w:bidi="gu_IN"/>
+        </w:rPr>
+        <w:t>1:3</w:t>
+      </w:r>
       <w:r>
         <w:rPr>
           <w:lang w:val="gu_IN" w:bidi="gu_IN"/>
@@ -25708,18 +25444,12 @@
         </w:rPr>
         <w:t xml:space="preserve"> અહીં ઈસુનો ઉલ્લેખ કરે છે, જેમ કે </w:t>
       </w:r>
-      <w:hyperlink r:id="rId41">
-        <w:r>
-          <w:rPr>
-            <w:lang w:val="gu_IN" w:bidi="gu_IN"/>
-          </w:rPr>
-          <w:rPr>
-            <w:color w:val="0000EE"/>
-            <w:u w:val="single"/>
-          </w:rPr>
-          <w:t>1:3</w:t>
-        </w:r>
-      </w:hyperlink>
+      <w:r>
+        <w:rPr>
+          <w:lang w:val="gu_IN" w:bidi="gu_IN"/>
+        </w:rPr>
+        <w:t>1:3</w:t>
+      </w:r>
       <w:r>
         <w:rPr>
           <w:lang w:val="gu_IN" w:bidi="gu_IN"/>
@@ -26383,18 +26113,12 @@
         </w:rPr>
         <w:t xml:space="preserve"> </w:t>
       </w:r>
-      <w:hyperlink r:id="rId42">
-        <w:r>
-          <w:rPr>
-            <w:lang w:val="gu_IN" w:bidi="gu_IN"/>
-          </w:rPr>
-          <w:rPr>
-            <w:color w:val="0000EE"/>
-            <w:u w:val="single"/>
-          </w:rPr>
-          <w:t>1:9</w:t>
-        </w:r>
-      </w:hyperlink>
+      <w:r>
+        <w:rPr>
+          <w:lang w:val="gu_IN" w:bidi="gu_IN"/>
+        </w:rPr>
+        <w:t>1:9</w:t>
+      </w:r>
       <w:r>
         <w:rPr>
           <w:lang w:val="gu_IN" w:bidi="gu_IN"/>
@@ -26553,18 +26277,12 @@
         </w:rPr>
         <w:t xml:space="preserve"> એ રૂપક છે જેનો અર્થ થાય છે "સાથી ખ્રિસ્તીઓ" અથવા "ખ્રિસ્તમાં સાથી વિશ્વાસીઓ" (જુઓ </w:t>
       </w:r>
-      <w:hyperlink r:id="rId43">
-        <w:r>
-          <w:rPr>
-            <w:lang w:val="gu_IN" w:bidi="gu_IN"/>
-          </w:rPr>
-          <w:rPr>
-            <w:color w:val="0000EE"/>
-            <w:u w:val="single"/>
-          </w:rPr>
-          <w:t>1:4</w:t>
-        </w:r>
-      </w:hyperlink>
+      <w:r>
+        <w:rPr>
+          <w:lang w:val="gu_IN" w:bidi="gu_IN"/>
+        </w:rPr>
+        <w:t>1:4</w:t>
+      </w:r>
       <w:r>
         <w:rPr>
           <w:lang w:val="gu_IN" w:bidi="gu_IN"/>
@@ -26747,18 +26465,12 @@
         </w:rPr>
         <w:t>આ એક અમૂર્ત સંજ્ઞા વાક્ય છે જે પ્રેરિતોની અગાઉની મુલાકાતનો સંદર્ભ આપે છે (</w:t>
       </w:r>
-      <w:hyperlink r:id="rId42">
-        <w:r>
-          <w:rPr>
-            <w:lang w:val="gu_IN" w:bidi="gu_IN"/>
-          </w:rPr>
-          <w:rPr>
-            <w:color w:val="0000EE"/>
-            <w:u w:val="single"/>
-          </w:rPr>
-          <w:t>1:9</w:t>
-        </w:r>
-      </w:hyperlink>
+      <w:r>
+        <w:rPr>
+          <w:lang w:val="gu_IN" w:bidi="gu_IN"/>
+        </w:rPr>
+        <w:t>1:9</w:t>
+      </w:r>
       <w:r>
         <w:rPr>
           <w:lang w:val="gu_IN" w:bidi="gu_IN"/>
@@ -26853,18 +26565,12 @@
         </w:rPr>
         <w:t xml:space="preserve"> વિશિષ્ટ છે, જે પાઉલ, સિલ્વાનુસ અને તિમોથીનો ઉલ્લેખ કરે છે-પરંતુ થેસ્સાલોનિકી મંડળી માટે નહીં (જુઓ </w:t>
       </w:r>
-      <w:hyperlink r:id="rId42">
-        <w:r>
-          <w:rPr>
-            <w:lang w:val="gu_IN" w:bidi="gu_IN"/>
-          </w:rPr>
-          <w:rPr>
-            <w:color w:val="0000EE"/>
-            <w:u w:val="single"/>
-          </w:rPr>
-          <w:t>1:9</w:t>
-        </w:r>
-      </w:hyperlink>
+      <w:r>
+        <w:rPr>
+          <w:lang w:val="gu_IN" w:bidi="gu_IN"/>
+        </w:rPr>
+        <w:t>1:9</w:t>
+      </w:r>
       <w:r>
         <w:rPr>
           <w:lang w:val="gu_IN" w:bidi="gu_IN"/>
@@ -27047,18 +26753,12 @@
         </w:rPr>
         <w:t xml:space="preserve">નો અર્થ </w:t>
       </w:r>
-      <w:hyperlink r:id="rId44">
-        <w:r>
-          <w:rPr>
-            <w:lang w:val="gu_IN" w:bidi="gu_IN"/>
-          </w:rPr>
-          <w:rPr>
-            <w:color w:val="0000EE"/>
-            <w:u w:val="single"/>
-          </w:rPr>
-          <w:t>2:3</w:t>
-        </w:r>
-      </w:hyperlink>
+      <w:r>
+        <w:rPr>
+          <w:lang w:val="gu_IN" w:bidi="gu_IN"/>
+        </w:rPr>
+        <w:t>2:3</w:t>
+      </w:r>
       <w:r>
         <w:rPr>
           <w:lang w:val="gu_IN" w:bidi="gu_IN"/>
@@ -27319,18 +27019,12 @@
         </w:rPr>
         <w:t xml:space="preserve">અહીં, પાઉલ ખ્રિસ્તના પ્રેરિતો માટે યોગ્ય ન હોય તેવા વર્તનનું વર્ણન કરવા માટે </w:t>
       </w:r>
-      <w:hyperlink r:id="rId45">
-        <w:r>
-          <w:rPr>
-            <w:lang w:val="gu_IN" w:bidi="gu_IN"/>
-          </w:rPr>
-          <w:rPr>
-            <w:color w:val="0000EE"/>
-            <w:u w:val="single"/>
-          </w:rPr>
-          <w:t>2:5–6</w:t>
-        </w:r>
-      </w:hyperlink>
+      <w:r>
+        <w:rPr>
+          <w:lang w:val="gu_IN" w:bidi="gu_IN"/>
+        </w:rPr>
+        <w:t>2:5–6</w:t>
+      </w:r>
       <w:r>
         <w:rPr>
           <w:lang w:val="gu_IN" w:bidi="gu_IN"/>
@@ -28168,18 +27862,12 @@
         </w:rPr>
         <w:t xml:space="preserve"> સાથે સરખાવે છે. આ પણ જુઓ </w:t>
       </w:r>
-      <w:hyperlink r:id="rId46">
-        <w:r>
-          <w:rPr>
-            <w:lang w:val="gu_IN" w:bidi="gu_IN"/>
-          </w:rPr>
-          <w:rPr>
-            <w:color w:val="0000EE"/>
-            <w:u w:val="single"/>
-          </w:rPr>
-          <w:t>2:13</w:t>
-        </w:r>
-      </w:hyperlink>
+      <w:r>
+        <w:rPr>
+          <w:lang w:val="gu_IN" w:bidi="gu_IN"/>
+        </w:rPr>
+        <w:t>2:13</w:t>
+      </w:r>
       <w:r>
         <w:rPr>
           <w:lang w:val="gu_IN" w:bidi="gu_IN"/>
@@ -28475,18 +28163,12 @@
         </w:rPr>
         <w:t xml:space="preserve"> </w:t>
       </w:r>
-      <w:hyperlink r:id="rId46">
-        <w:r>
-          <w:rPr>
-            <w:lang w:val="gu_IN" w:bidi="gu_IN"/>
-          </w:rPr>
-          <w:rPr>
-            <w:color w:val="0000EE"/>
-            <w:u w:val="single"/>
-          </w:rPr>
-          <w:t>2:13–14</w:t>
-        </w:r>
-      </w:hyperlink>
+      <w:r>
+        <w:rPr>
+          <w:lang w:val="gu_IN" w:bidi="gu_IN"/>
+        </w:rPr>
+        <w:t>2:13–14</w:t>
+      </w:r>
       <w:r>
         <w:rPr>
           <w:lang w:val="gu_IN" w:bidi="gu_IN"/>
@@ -28656,18 +28338,12 @@
         </w:rPr>
         <w:t xml:space="preserve"> બહુવચન છે અને તે થેસ્સાલોનિકા ખાતે દેવમાં બધા વિશ્વાસીઓનો સંદર્ભ આપે છે (જુઓ </w:t>
       </w:r>
-      <w:hyperlink r:id="rId47">
-        <w:r>
-          <w:rPr>
-            <w:lang w:val="gu_IN" w:bidi="gu_IN"/>
-          </w:rPr>
-          <w:rPr>
-            <w:color w:val="0000EE"/>
-            <w:u w:val="single"/>
-          </w:rPr>
-          <w:t>2:10</w:t>
-        </w:r>
-      </w:hyperlink>
+      <w:r>
+        <w:rPr>
+          <w:lang w:val="gu_IN" w:bidi="gu_IN"/>
+        </w:rPr>
+        <w:t>2:10</w:t>
+      </w:r>
       <w:r>
         <w:rPr>
           <w:lang w:val="gu_IN" w:bidi="gu_IN"/>
@@ -29277,36 +28953,24 @@
         </w:rPr>
         <w:t xml:space="preserve"> માનવતાના બે ભાગોનો ઉલ્લેખ કરે છે જે યહૂદીઓ દ્વારા રજૂ થાય છે (જુઓ </w:t>
       </w:r>
-      <w:hyperlink r:id="rId48">
-        <w:r>
-          <w:rPr>
-            <w:lang w:val="gu_IN" w:bidi="gu_IN"/>
-          </w:rPr>
-          <w:rPr>
-            <w:color w:val="0000EE"/>
-            <w:u w:val="single"/>
-          </w:rPr>
-          <w:t>2:14</w:t>
-        </w:r>
-      </w:hyperlink>
+      <w:r>
+        <w:rPr>
+          <w:lang w:val="gu_IN" w:bidi="gu_IN"/>
+        </w:rPr>
+        <w:t>2:14</w:t>
+      </w:r>
       <w:r>
         <w:rPr>
           <w:lang w:val="gu_IN" w:bidi="gu_IN"/>
         </w:rPr>
         <w:t xml:space="preserve">) અને વિદેશીઓ (જુઓ </w:t>
       </w:r>
-      <w:hyperlink r:id="rId49">
-        <w:r>
-          <w:rPr>
-            <w:lang w:val="gu_IN" w:bidi="gu_IN"/>
-          </w:rPr>
-          <w:rPr>
-            <w:color w:val="0000EE"/>
-            <w:u w:val="single"/>
-          </w:rPr>
-          <w:t>2:16</w:t>
-        </w:r>
-      </w:hyperlink>
+      <w:r>
+        <w:rPr>
+          <w:lang w:val="gu_IN" w:bidi="gu_IN"/>
+        </w:rPr>
+        <w:t>2:16</w:t>
+      </w:r>
       <w:r>
         <w:rPr>
           <w:lang w:val="gu_IN" w:bidi="gu_IN"/>
@@ -30582,18 +30246,12 @@
         </w:rPr>
         <w:t xml:space="preserve">આ કલમ વ્યક્ત કરે છે કે થેસ્સાલોનિકી મંડળીએ જ કરવું જોઈએ જે પ્રેરિતો તેમને અગાઉ શીખવ્યું હતું (જુઓ </w:t>
       </w:r>
-      <w:hyperlink r:id="rId50">
-        <w:r>
-          <w:rPr>
-            <w:lang w:val="gu_IN" w:bidi="gu_IN"/>
-          </w:rPr>
-          <w:rPr>
-            <w:color w:val="0000EE"/>
-            <w:u w:val="single"/>
-          </w:rPr>
-          <w:t>4:1</w:t>
-        </w:r>
-      </w:hyperlink>
+      <w:r>
+        <w:rPr>
+          <w:lang w:val="gu_IN" w:bidi="gu_IN"/>
+        </w:rPr>
+        <w:t>4:1</w:t>
+      </w:r>
       <w:r>
         <w:rPr>
           <w:lang w:val="gu_IN" w:bidi="gu_IN"/>
@@ -30789,18 +30447,12 @@
         </w:rPr>
         <w:t xml:space="preserve">અહીં </w:t>
       </w:r>
-      <w:hyperlink r:id="rId51">
-        <w:r>
-          <w:rPr>
-            <w:lang w:val="gu_IN" w:bidi="gu_IN"/>
-          </w:rPr>
-          <w:rPr>
-            <w:color w:val="0000EE"/>
-            <w:u w:val="single"/>
-          </w:rPr>
-          <w:t>4:3–8</w:t>
-        </w:r>
-      </w:hyperlink>
+      <w:r>
+        <w:rPr>
+          <w:lang w:val="gu_IN" w:bidi="gu_IN"/>
+        </w:rPr>
+        <w:t>4:3–8</w:t>
+      </w:r>
       <w:r>
         <w:rPr>
           <w:lang w:val="gu_IN" w:bidi="gu_IN"/>
@@ -30877,36 +30529,24 @@
           <w:lang w:val="gu_IN" w:bidi="gu_IN"/>
         </w:rPr>
       </w:r>
-      <w:hyperlink r:id="rId51">
-        <w:r>
-          <w:rPr>
-            <w:lang w:val="gu_IN" w:bidi="gu_IN"/>
-          </w:rPr>
-          <w:rPr>
-            <w:color w:val="0000EE"/>
-            <w:u w:val="single"/>
-          </w:rPr>
-          <w:t>4:3–6</w:t>
-        </w:r>
-      </w:hyperlink>
+      <w:r>
+        <w:rPr>
+          <w:lang w:val="gu_IN" w:bidi="gu_IN"/>
+        </w:rPr>
+        <w:t>4:3–6</w:t>
+      </w:r>
       <w:r>
         <w:rPr>
           <w:lang w:val="gu_IN" w:bidi="gu_IN"/>
         </w:rPr>
         <w:t xml:space="preserve"> માં ક્રિયાપદ સ્વરૂપોની નીચેની સૂચિ આદેશ તરીકે અનુવાદિત થઈ શકે છે (જુઓ </w:t>
       </w:r>
-      <w:hyperlink r:id="rId52">
-        <w:r>
-          <w:rPr>
-            <w:lang w:val="gu_IN" w:bidi="gu_IN"/>
-          </w:rPr>
-          <w:rPr>
-            <w:color w:val="0000EE"/>
-            <w:u w:val="single"/>
-          </w:rPr>
-          <w:t>4:2</w:t>
-        </w:r>
-      </w:hyperlink>
+      <w:r>
+        <w:rPr>
+          <w:lang w:val="gu_IN" w:bidi="gu_IN"/>
+        </w:rPr>
+        <w:t>4:2</w:t>
+      </w:r>
       <w:r>
         <w:rPr>
           <w:lang w:val="gu_IN" w:bidi="gu_IN"/>
@@ -31190,18 +30830,12 @@
         </w:rPr>
         <w:t xml:space="preserve"> સામાન્ય રીતે તમામ બિન-ખ્રિસ્તી રાષ્ટ્રોનો ઉલ્લેખ કરે છે, લોકોના એક જૂથનો નહીં. જો આ તમારી ભાષામાં ગેરસમજ થશે, તો વધુ કુદરતી શબ્દસમૂહનો ઉપયોગ કરો (તમારો અનુવાદ </w:t>
       </w:r>
-      <w:hyperlink r:id="rId49">
-        <w:r>
-          <w:rPr>
-            <w:lang w:val="gu_IN" w:bidi="gu_IN"/>
-          </w:rPr>
-          <w:rPr>
-            <w:color w:val="0000EE"/>
-            <w:u w:val="single"/>
-          </w:rPr>
-          <w:t>2:16</w:t>
-        </w:r>
-      </w:hyperlink>
+      <w:r>
+        <w:rPr>
+          <w:lang w:val="gu_IN" w:bidi="gu_IN"/>
+        </w:rPr>
+        <w:t>2:16</w:t>
+      </w:r>
       <w:r>
         <w:rPr>
           <w:lang w:val="gu_IN" w:bidi="gu_IN"/>
@@ -31384,18 +31018,12 @@
         </w:rPr>
         <w:t xml:space="preserve">મકદોનિયા અને અખાયામાં મંડળી માટે થેસ્સાલોનિકી મંડળી કેવી રીતે "ઉદાહરણ બની ગયું" તેના અન્ય પાસાને બતાવવા માટે પાઉલ આ પૃષ્ઠભૂમિ માહિતી પ્રદાન કરે છે (જુઓ </w:t>
       </w:r>
-      <w:hyperlink r:id="rId53">
-        <w:r>
-          <w:rPr>
-            <w:lang w:val="gu_IN" w:bidi="gu_IN"/>
-          </w:rPr>
-          <w:rPr>
-            <w:color w:val="0000EE"/>
-            <w:u w:val="single"/>
-          </w:rPr>
-          <w:t>1:7–8</w:t>
-        </w:r>
-      </w:hyperlink>
+      <w:r>
+        <w:rPr>
+          <w:lang w:val="gu_IN" w:bidi="gu_IN"/>
+        </w:rPr>
+        <w:t>1:7–8</w:t>
+      </w:r>
       <w:r>
         <w:rPr>
           <w:lang w:val="gu_IN" w:bidi="gu_IN"/>
@@ -31490,18 +31118,12 @@
         </w:rPr>
         <w:t xml:space="preserve"> તેના વિશે બોલતા, પાઉલ પાંચ ક્રિયાપદ સ્વરૂપોની પુનરાવર્તિત શ્રેણીનો ઉપયોગ કરે છે જે </w:t>
       </w:r>
-      <w:hyperlink r:id="rId54">
-        <w:r>
-          <w:rPr>
-            <w:lang w:val="gu_IN" w:bidi="gu_IN"/>
-          </w:rPr>
-          <w:rPr>
-            <w:color w:val="0000EE"/>
-            <w:u w:val="single"/>
-          </w:rPr>
-          <w:t>4:11</w:t>
-        </w:r>
-      </w:hyperlink>
+      <w:r>
+        <w:rPr>
+          <w:lang w:val="gu_IN" w:bidi="gu_IN"/>
+        </w:rPr>
+        <w:t>4:11</w:t>
+      </w:r>
       <w:r>
         <w:rPr>
           <w:lang w:val="gu_IN" w:bidi="gu_IN"/>
@@ -31759,18 +31381,12 @@
         </w:rPr>
         <w:t xml:space="preserve"> સૂચવે છે કે પ્રેરિતો થેસ્સાલોનિકી મંડળી દ્વારા અગાઉ પૂછવામાં આવેલા બીજા ચોક્કસ પ્રશ્નનો જવાબ આપી રહ્યા છે (જુઓ </w:t>
       </w:r>
-      <w:hyperlink r:id="rId55">
-        <w:r>
-          <w:rPr>
-            <w:lang w:val="gu_IN" w:bidi="gu_IN"/>
-          </w:rPr>
-          <w:rPr>
-            <w:color w:val="0000EE"/>
-            <w:u w:val="single"/>
-          </w:rPr>
-          <w:t>4:9</w:t>
-        </w:r>
-      </w:hyperlink>
+      <w:r>
+        <w:rPr>
+          <w:lang w:val="gu_IN" w:bidi="gu_IN"/>
+        </w:rPr>
+        <w:t>4:9</w:t>
+      </w:r>
       <w:r>
         <w:rPr>
           <w:lang w:val="gu_IN" w:bidi="gu_IN"/>
@@ -32621,90 +32237,60 @@
         </w:rPr>
         <w:t xml:space="preserve"> એ </w:t>
       </w:r>
-      <w:hyperlink r:id="rId56">
-        <w:r>
-          <w:rPr>
-            <w:lang w:val="gu_IN" w:bidi="gu_IN"/>
-          </w:rPr>
-          <w:rPr>
-            <w:color w:val="0000EE"/>
-            <w:u w:val="single"/>
-          </w:rPr>
-          <w:t>4:15</w:t>
-        </w:r>
-      </w:hyperlink>
+      <w:r>
+        <w:rPr>
+          <w:lang w:val="gu_IN" w:bidi="gu_IN"/>
+        </w:rPr>
+        <w:t>4:15</w:t>
+      </w:r>
       <w:r>
         <w:rPr>
           <w:lang w:val="gu_IN" w:bidi="gu_IN"/>
         </w:rPr>
         <w:t xml:space="preserve"> માં "પ્રભુના આગમન" ઈસુનો પર્યાય છે. (આ પણ જુઓ </w:t>
       </w:r>
-      <w:hyperlink r:id="rId57">
-        <w:r>
-          <w:rPr>
-            <w:lang w:val="gu_IN" w:bidi="gu_IN"/>
-          </w:rPr>
-          <w:rPr>
-            <w:color w:val="0000EE"/>
-            <w:u w:val="single"/>
-          </w:rPr>
-          <w:t>પ્રેરિતોનાં કૃત્યો 2:20</w:t>
-        </w:r>
-      </w:hyperlink>
+      <w:r>
+        <w:rPr>
+          <w:lang w:val="gu_IN" w:bidi="gu_IN"/>
+        </w:rPr>
+        <w:t>પ્રેરિતોનાં કૃત્યો 2:20</w:t>
+      </w:r>
       <w:r>
         <w:rPr>
           <w:lang w:val="gu_IN" w:bidi="gu_IN"/>
         </w:rPr>
         <w:t xml:space="preserve">; </w:t>
       </w:r>
-      <w:hyperlink r:id="rId58">
-        <w:r>
-          <w:rPr>
-            <w:lang w:val="gu_IN" w:bidi="gu_IN"/>
-          </w:rPr>
-          <w:rPr>
-            <w:color w:val="0000EE"/>
-            <w:u w:val="single"/>
-          </w:rPr>
-          <w:t>૧ કરિંથી 5:5</w:t>
-        </w:r>
-      </w:hyperlink>
+      <w:r>
+        <w:rPr>
+          <w:lang w:val="gu_IN" w:bidi="gu_IN"/>
+        </w:rPr>
+        <w:t>૧ કરિંથી 5:5</w:t>
+      </w:r>
       <w:r>
         <w:rPr>
           <w:lang w:val="gu_IN" w:bidi="gu_IN"/>
         </w:rPr>
         <w:t xml:space="preserve">; </w:t>
       </w:r>
-      <w:hyperlink r:id="rId59">
-        <w:r>
-          <w:rPr>
-            <w:lang w:val="gu_IN" w:bidi="gu_IN"/>
-          </w:rPr>
-          <w:rPr>
-            <w:color w:val="0000EE"/>
-            <w:u w:val="single"/>
-          </w:rPr>
-          <w:t>૨ થેસ્સાલોનીકી 2:2</w:t>
-        </w:r>
-      </w:hyperlink>
+      <w:r>
+        <w:rPr>
+          <w:lang w:val="gu_IN" w:bidi="gu_IN"/>
+        </w:rPr>
+        <w:t>૨ થેસ્સાલોનીકી 2:2</w:t>
+      </w:r>
       <w:r>
         <w:rPr>
           <w:lang w:val="gu_IN" w:bidi="gu_IN"/>
         </w:rPr>
         <w:t xml:space="preserve">; </w:t>
       </w:r>
-      <w:hyperlink r:id="rId60">
-        <w:r>
-          <w:rPr>
-            <w:lang w:val="gu_IN" w:bidi="gu_IN"/>
-          </w:rPr>
-          <w:rPr>
-            <w:color w:val="0000EE"/>
-            <w:u w:val="single"/>
-          </w:rPr>
-          <w:t>૨ પિતર 3:10</w:t>
-        </w:r>
-      </w:hyperlink>
+      <w:r>
+        <w:rPr>
+          <w:lang w:val="gu_IN" w:bidi="gu_IN"/>
+        </w:rPr>
+        <w:t>૨ પિતર 3:10</w:t>
+      </w:r>
       <w:r>
         <w:rPr>
           <w:lang w:val="gu_IN" w:bidi="gu_IN"/>
@@ -33369,18 +32955,12 @@
         </w:rPr>
         <w:t xml:space="preserve"> નો સંદર્ભ લઈ શકે છે: (૧) આદેશ. વૈકલ્પિક અનુવાદ: “આપણે … ગંભીર રહેવું જોઈએ” (૨) અપીલ. વૈકલ્પિક અનુવાદ: “ચાલો … ગંભીર રહીએ” (તમારો અનુવાદ </w:t>
       </w:r>
-      <w:hyperlink r:id="rId61">
-        <w:r>
-          <w:rPr>
-            <w:lang w:val="gu_IN" w:bidi="gu_IN"/>
-          </w:rPr>
-          <w:rPr>
-            <w:color w:val="0000EE"/>
-            <w:u w:val="single"/>
-          </w:rPr>
-          <w:t>5:6</w:t>
-        </w:r>
-      </w:hyperlink>
+      <w:r>
+        <w:rPr>
+          <w:lang w:val="gu_IN" w:bidi="gu_IN"/>
+        </w:rPr>
+        <w:t>5:6</w:t>
+      </w:r>
       <w:r>
         <w:rPr>
           <w:lang w:val="gu_IN" w:bidi="gu_IN"/>
@@ -33583,18 +33163,12 @@
         </w:rPr>
         <w:t xml:space="preserve"> પરિણામ વાક્ય શરૂ થાય છે. પાઉલ સમજાવે છે કે થેસ્સાલોનિકી મંડળીએ એ હકીકત પર કેવી પ્રતિક્રિયા આપવી જોઈએ કે ઈસુ મૃત્યુ પામ્યા જેથી ખ્રિસ્તીઓ "તારણ મેળવી શકે" (જુઓ </w:t>
       </w:r>
-      <w:hyperlink r:id="rId62">
-        <w:r>
-          <w:rPr>
-            <w:lang w:val="gu_IN" w:bidi="gu_IN"/>
-          </w:rPr>
-          <w:rPr>
-            <w:color w:val="0000EE"/>
-            <w:u w:val="single"/>
-          </w:rPr>
-          <w:t>5:9</w:t>
-        </w:r>
-      </w:hyperlink>
+      <w:r>
+        <w:rPr>
+          <w:lang w:val="gu_IN" w:bidi="gu_IN"/>
+        </w:rPr>
+        <w:t>5:9</w:t>
+      </w:r>
       <w:r>
         <w:rPr>
           <w:lang w:val="gu_IN" w:bidi="gu_IN"/>
@@ -34266,18 +33840,12 @@
         </w:rPr>
         <w:t xml:space="preserve">ને પરિક્ષામાં પાસ કરાવી શકે. આનો અર્થ એ થઈ શકે છે: (૧) તેઓએ જે સાંભળ્યું છે અને જે કરે છે તેની ખાતરી કરવા માટે તે દરેક વસ્તુની તપાસ કરવી જોઈએ જે દેવને માન આપે છે. વૈકલ્પિક અનુવાદ: "તમે જે સાંભળો છો અને કરો છો તે બધું કાળજીપૂર્વક તપાસો" (૨) તેઓ પવિત્ર આત્માથી સાચા છે કે નહીં તે નક્કી કરવા માટે તેઓએ ભવિષ્યવાણીઓની તપાસ કરવી અને મંજૂર કરવી જોઈએ (જુઓ </w:t>
       </w:r>
-      <w:hyperlink r:id="rId63">
-        <w:r>
-          <w:rPr>
-            <w:lang w:val="gu_IN" w:bidi="gu_IN"/>
-          </w:rPr>
-          <w:rPr>
-            <w:color w:val="0000EE"/>
-            <w:u w:val="single"/>
-          </w:rPr>
-          <w:t>2:4</w:t>
-        </w:r>
-      </w:hyperlink>
+      <w:r>
+        <w:rPr>
+          <w:lang w:val="gu_IN" w:bidi="gu_IN"/>
+        </w:rPr>
+        <w:t>2:4</w:t>
+      </w:r>
       <w:r>
         <w:rPr>
           <w:lang w:val="gu_IN" w:bidi="gu_IN"/>
@@ -34623,18 +34191,12 @@
         </w:rPr>
         <w:t xml:space="preserve"> </w:t>
       </w:r>
-      <w:hyperlink r:id="rId64">
-        <w:r>
-          <w:rPr>
-            <w:lang w:val="gu_IN" w:bidi="gu_IN"/>
-          </w:rPr>
-          <w:rPr>
-            <w:color w:val="0000EE"/>
-            <w:u w:val="single"/>
-          </w:rPr>
-          <w:t>5:23</w:t>
-        </w:r>
-      </w:hyperlink>
+      <w:r>
+        <w:rPr>
+          <w:lang w:val="gu_IN" w:bidi="gu_IN"/>
+        </w:rPr>
+        <w:t>5:23</w:t>
+      </w:r>
       <w:r>
         <w:rPr>
           <w:lang w:val="gu_IN" w:bidi="gu_IN"/>
@@ -35156,18 +34718,12 @@
         </w:rPr>
         <w:t xml:space="preserve"> એ એક રૂઢિપ્રયોગ છે જે સમગ્ર થેસ્સાલોનિકી મંડળી-અને વિસ્તરણ દ્વારા-બધા ખ્રિસ્તીઓનો સંદર્ભ આપે છે (જુઓ </w:t>
       </w:r>
-      <w:hyperlink r:id="rId65">
-        <w:r>
-          <w:rPr>
-            <w:lang w:val="gu_IN" w:bidi="gu_IN"/>
-          </w:rPr>
-          <w:rPr>
-            <w:color w:val="0000EE"/>
-            <w:u w:val="single"/>
-          </w:rPr>
-          <w:t>5:26</w:t>
-        </w:r>
-      </w:hyperlink>
+      <w:r>
+        <w:rPr>
+          <w:lang w:val="gu_IN" w:bidi="gu_IN"/>
+        </w:rPr>
+        <w:t>5:26</w:t>
+      </w:r>
       <w:r>
         <w:rPr>
           <w:lang w:val="gu_IN" w:bidi="gu_IN"/>
@@ -39963,18 +39519,12 @@
         </w:rPr>
         <w:t xml:space="preserve">તમે </w:t>
       </w:r>
-      <w:hyperlink r:id="rId66">
-        <w:r>
-          <w:rPr>
-            <w:lang w:val="gu_IN" w:bidi="gu_IN"/>
-          </w:rPr>
-          <w:rPr>
-            <w:color w:val="0000EE"/>
-            <w:u w:val="single"/>
-          </w:rPr>
-          <w:t>2:5</w:t>
-        </w:r>
-      </w:hyperlink>
+      <w:r>
+        <w:rPr>
+          <w:lang w:val="gu_IN" w:bidi="gu_IN"/>
+        </w:rPr>
+        <w:t>2:5</w:t>
+      </w:r>
       <w:r>
         <w:rPr>
           <w:lang w:val="gu_IN" w:bidi="gu_IN"/>
@@ -40151,18 +39701,12 @@
         </w:rPr>
         <w:t xml:space="preserve">જુઓ કે તમે આનો </w:t>
       </w:r>
-      <w:hyperlink r:id="rId67">
-        <w:r>
-          <w:rPr>
-            <w:lang w:val="gu_IN" w:bidi="gu_IN"/>
-          </w:rPr>
-          <w:rPr>
-            <w:color w:val="0000EE"/>
-            <w:u w:val="single"/>
-          </w:rPr>
-          <w:t>1:16</w:t>
-        </w:r>
-      </w:hyperlink>
+      <w:r>
+        <w:rPr>
+          <w:lang w:val="gu_IN" w:bidi="gu_IN"/>
+        </w:rPr>
+        <w:t>1:16</w:t>
+      </w:r>
       <w:r>
         <w:rPr>
           <w:lang w:val="gu_IN" w:bidi="gu_IN"/>
@@ -42623,18 +42167,12 @@
         </w:rPr>
         <w:t xml:space="preserve"> તે ગાયસ, સાથી વિશ્વાસી માટે ઉપયોગમાં લેવાયેલ હેતાળવચન છે. જુઓ તમે તેનું ભાષાંતર </w:t>
       </w:r>
-      <w:hyperlink r:id="rId68">
-        <w:r>
-          <w:rPr>
-            <w:lang w:val="gu_IN" w:bidi="gu_IN"/>
-          </w:rPr>
-          <w:rPr>
-            <w:color w:val="0000EE"/>
-            <w:u w:val="single"/>
-          </w:rPr>
-          <w:t>3 John 1:5</w:t>
-        </w:r>
-      </w:hyperlink>
+      <w:r>
+        <w:rPr>
+          <w:lang w:val="gu_IN" w:bidi="gu_IN"/>
+        </w:rPr>
+        <w:t>3 John 1:5</w:t>
+      </w:r>
       <w:r>
         <w:rPr>
           <w:lang w:val="gu_IN" w:bidi="gu_IN"/>
@@ -42813,18 +42351,12 @@
         </w:rPr>
         <w:t>1:5 l7un παραγγελίας 1 આજ્ઞાનો 1 આ પાઉલ તિમોથીને આપેલી ચેતવણીઓનો સંદર્ભ આપે છે જે</w:t>
       </w:r>
-      <w:hyperlink r:id="rId69">
-        <w:r>
-          <w:rPr>
-            <w:lang w:val="gu_IN" w:bidi="gu_IN"/>
-          </w:rPr>
-          <w:rPr>
-            <w:color w:val="0000EE"/>
-            <w:u w:val="single"/>
-          </w:rPr>
-          <w:t>૧:૩</w:t>
-        </w:r>
-      </w:hyperlink>
+      <w:r>
+        <w:rPr>
+          <w:lang w:val="gu_IN" w:bidi="gu_IN"/>
+        </w:rPr>
+        <w:t>૧:૩</w:t>
+      </w:r>
       <w:r>
         <w:rPr>
           <w:lang w:val="gu_IN" w:bidi="gu_IN"/>
@@ -49054,18 +48586,12 @@
         </w:rPr>
         <w:t xml:space="preserve">આ તે વ્યક્તિનું નામ છે જે અદોમના લોકોનો પૂર્વજ હતો. તમે </w:t>
       </w:r>
-      <w:hyperlink r:id="rId70">
-        <w:r>
-          <w:rPr>
-            <w:lang w:val="gu_IN" w:bidi="gu_IN"/>
-          </w:rPr>
-          <w:rPr>
-            <w:color w:val="0000EE"/>
-            <w:u w:val="single"/>
-          </w:rPr>
-          <w:t>કલમ 6</w:t>
-        </w:r>
-      </w:hyperlink>
+      <w:r>
+        <w:rPr>
+          <w:lang w:val="gu_IN" w:bidi="gu_IN"/>
+        </w:rPr>
+        <w:t>કલમ 6</w:t>
+      </w:r>
       <w:r>
         <w:rPr>
           <w:lang w:val="gu_IN" w:bidi="gu_IN"/>
@@ -50620,18 +50146,12 @@
         </w:rPr>
         <w:t xml:space="preserve">જેમ </w:t>
       </w:r>
-      <w:hyperlink r:id="rId71">
-        <w:r>
-          <w:rPr>
-            <w:lang w:val="gu_IN" w:bidi="gu_IN"/>
-          </w:rPr>
-          <w:rPr>
-            <w:color w:val="0000EE"/>
-            <w:u w:val="single"/>
-          </w:rPr>
-          <w:t>કલમ 5</w:t>
-        </w:r>
-      </w:hyperlink>
+      <w:r>
+        <w:rPr>
+          <w:lang w:val="gu_IN" w:bidi="gu_IN"/>
+        </w:rPr>
+        <w:t>કલમ 5</w:t>
+      </w:r>
       <w:r>
         <w:rPr>
           <w:lang w:val="gu_IN" w:bidi="gu_IN"/>
@@ -50918,18 +50438,12 @@
         </w:rPr>
         <w:t xml:space="preserve">અહીં, </w:t>
       </w:r>
-      <w:hyperlink r:id="rId72">
-        <w:r>
-          <w:rPr>
-            <w:lang w:val="gu_IN" w:bidi="gu_IN"/>
-          </w:rPr>
-          <w:rPr>
-            <w:color w:val="0000EE"/>
-            <w:u w:val="single"/>
-          </w:rPr>
-          <w:t>કલમ 10</w:t>
-        </w:r>
-      </w:hyperlink>
+      <w:r>
+        <w:rPr>
+          <w:lang w:val="gu_IN" w:bidi="gu_IN"/>
+        </w:rPr>
+        <w:t>કલમ 10</w:t>
+      </w:r>
       <w:r>
         <w:rPr>
           <w:lang w:val="gu_IN" w:bidi="gu_IN"/>
@@ -51064,18 +50578,12 @@
         </w:rPr>
         <w:t xml:space="preserve"> શબ્દનો અર્થ "સેના" પણ થઈ શકે છે. પરંતુ </w:t>
       </w:r>
-      <w:hyperlink r:id="rId73">
-        <w:r>
-          <w:rPr>
-            <w:lang w:val="gu_IN" w:bidi="gu_IN"/>
-          </w:rPr>
-          <w:rPr>
-            <w:color w:val="0000EE"/>
-            <w:u w:val="single"/>
-          </w:rPr>
-          <w:t>કલમ 13</w:t>
-        </w:r>
-      </w:hyperlink>
+      <w:r>
+        <w:rPr>
+          <w:lang w:val="gu_IN" w:bidi="gu_IN"/>
+        </w:rPr>
+        <w:t>કલમ 13</w:t>
+      </w:r>
       <w:r>
         <w:rPr>
           <w:lang w:val="gu_IN" w:bidi="gu_IN"/>
@@ -51887,18 +51395,12 @@
           <w:lang w:val="gu_IN" w:bidi="gu_IN"/>
         </w:rPr>
       </w:r>
-      <w:hyperlink r:id="rId72">
-        <w:r>
-          <w:rPr>
-            <w:lang w:val="gu_IN" w:bidi="gu_IN"/>
-          </w:rPr>
-          <w:rPr>
-            <w:color w:val="0000EE"/>
-            <w:u w:val="single"/>
-          </w:rPr>
-          <w:t>કલમ 10</w:t>
-        </w:r>
-      </w:hyperlink>
+      <w:r>
+        <w:rPr>
+          <w:lang w:val="gu_IN" w:bidi="gu_IN"/>
+        </w:rPr>
+        <w:t>કલમ 10</w:t>
+      </w:r>
       <w:r>
         <w:rPr>
           <w:lang w:val="gu_IN" w:bidi="gu_IN"/>
@@ -52339,18 +51841,12 @@
         </w:rPr>
         <w:t xml:space="preserve"> વાપરવામાં આવ્યું છે (જુઓ </w:t>
       </w:r>
-      <w:hyperlink r:id="rId72">
-        <w:r>
-          <w:rPr>
-            <w:lang w:val="gu_IN" w:bidi="gu_IN"/>
-          </w:rPr>
-          <w:rPr>
-            <w:color w:val="0000EE"/>
-            <w:u w:val="single"/>
-          </w:rPr>
-          <w:t>કલમ 10</w:t>
-        </w:r>
-      </w:hyperlink>
+      <w:r>
+        <w:rPr>
+          <w:lang w:val="gu_IN" w:bidi="gu_IN"/>
+        </w:rPr>
+        <w:t>કલમ 10</w:t>
+      </w:r>
       <w:r>
         <w:rPr>
           <w:lang w:val="gu_IN" w:bidi="gu_IN"/>
@@ -52548,18 +52044,12 @@
         </w:rPr>
         <w:t xml:space="preserve"> એ "જોઈને આનંદ થયો" માટે રૂઢિપ્રયોગ છે. જુઓ કે તમે </w:t>
       </w:r>
-      <w:hyperlink r:id="rId74">
-        <w:r>
-          <w:rPr>
-            <w:lang w:val="gu_IN" w:bidi="gu_IN"/>
-          </w:rPr>
-          <w:rPr>
-            <w:color w:val="0000EE"/>
-            <w:u w:val="single"/>
-          </w:rPr>
-          <w:t>કલમ 12</w:t>
-        </w:r>
-      </w:hyperlink>
+      <w:r>
+        <w:rPr>
+          <w:lang w:val="gu_IN" w:bidi="gu_IN"/>
+        </w:rPr>
+        <w:t>કલમ 12</w:t>
+      </w:r>
       <w:r>
         <w:rPr>
           <w:lang w:val="gu_IN" w:bidi="gu_IN"/>
@@ -52866,18 +52356,12 @@
         </w:rPr>
         <w:t xml:space="preserve"> એ એક રૂપક છે જેનો અર્થ થાય છે "પરી નાખવું." તે સંભવતઃ લણણીના સમયે જે રીતે અનાજ કાપવામાં આવે છે તેની સરખામણી દર્શાવે છે. તમે </w:t>
       </w:r>
-      <w:hyperlink r:id="rId75">
-        <w:r>
-          <w:rPr>
-            <w:lang w:val="gu_IN" w:bidi="gu_IN"/>
-          </w:rPr>
-          <w:rPr>
-            <w:color w:val="0000EE"/>
-            <w:u w:val="single"/>
-          </w:rPr>
-          <w:t>કલમ 9</w:t>
-        </w:r>
-      </w:hyperlink>
+      <w:r>
+        <w:rPr>
+          <w:lang w:val="gu_IN" w:bidi="gu_IN"/>
+        </w:rPr>
+        <w:t>કલમ 9</w:t>
+      </w:r>
       <w:r>
         <w:rPr>
           <w:lang w:val="gu_IN" w:bidi="gu_IN"/>
@@ -53829,18 +53313,12 @@
         </w:rPr>
         <w:t>ઓબાદ્યાના પુસ્તકમાં, અદોમ રાષ્ટ્રને "તેં" ના પુરૂષવાચી એકવચન સ્વરૂપથી સંબોધવામાં આવ્યું છે. (</w:t>
       </w:r>
-      <w:hyperlink r:id="rId73">
-        <w:r>
-          <w:rPr>
-            <w:lang w:val="gu_IN" w:bidi="gu_IN"/>
-          </w:rPr>
-          <w:rPr>
-            <w:color w:val="0000EE"/>
-            <w:u w:val="single"/>
-          </w:rPr>
-          <w:t>કલમ 13</w:t>
-        </w:r>
-      </w:hyperlink>
+      <w:r>
+        <w:rPr>
+          <w:lang w:val="gu_IN" w:bidi="gu_IN"/>
+        </w:rPr>
+        <w:t>કલમ 13</w:t>
+      </w:r>
       <w:r>
         <w:rPr>
           <w:lang w:val="gu_IN" w:bidi="gu_IN"/>
@@ -53860,18 +53338,12 @@
         </w:rPr>
         <w:t xml:space="preserve"> તેં પુલિંગ બહુવચન છે. અહીં કોને સંબોધવામાં આવે છે તેની બે શક્યતાઓ છે. (1) તે ઈસ્રાએલના લોકોનો ઉલ્લેખ કરે છે. આ એકવચનમાંથી બહુવચન તરફના પરિવર્તનને સમજાવશે. જેમ ઓબાદ્યાએ </w:t>
       </w:r>
-      <w:hyperlink r:id="rId76">
-        <w:r>
-          <w:rPr>
-            <w:lang w:val="gu_IN" w:bidi="gu_IN"/>
-          </w:rPr>
-          <w:rPr>
-            <w:color w:val="0000EE"/>
-            <w:u w:val="single"/>
-          </w:rPr>
-          <w:t>કલમ 1</w:t>
-        </w:r>
-      </w:hyperlink>
+      <w:r>
+        <w:rPr>
+          <w:lang w:val="gu_IN" w:bidi="gu_IN"/>
+        </w:rPr>
+        <w:t>કલમ 1</w:t>
+      </w:r>
       <w:r>
         <w:rPr>
           <w:lang w:val="gu_IN" w:bidi="gu_IN"/>
@@ -54491,18 +53963,12 @@
         </w:rPr>
         <w:t xml:space="preserve"> એ ઈસ્રાએલના લોકોનો ઉલ્લેખ કરે છે જેઓ યહોવાએ અન્ય રાષ્ટ્રોને સજા કરવાનું બંધ કર્યા પછી પણ યરૂશાલેમમાં હજી જીવિત છે. </w:t>
       </w:r>
-      <w:hyperlink r:id="rId77">
-        <w:r>
-          <w:rPr>
-            <w:lang w:val="gu_IN" w:bidi="gu_IN"/>
-          </w:rPr>
-          <w:rPr>
-            <w:color w:val="0000EE"/>
-            <w:u w:val="single"/>
-          </w:rPr>
-          <w:t>1:16</w:t>
-        </w:r>
-      </w:hyperlink>
+      <w:r>
+        <w:rPr>
+          <w:lang w:val="gu_IN" w:bidi="gu_IN"/>
+        </w:rPr>
+        <w:t>1:16</w:t>
+      </w:r>
       <w:r>
         <w:rPr>
           <w:lang w:val="gu_IN" w:bidi="gu_IN"/>
@@ -57823,18 +57289,12 @@
         </w:rPr>
         <w:t xml:space="preserve"> એ યહુદાના દક્ષિણ વિસ્તારનું નામ છે જે શુષ્ક, ખડકાળ અને ઉજ્જડ છે. તમે </w:t>
       </w:r>
-      <w:hyperlink r:id="rId78">
-        <w:r>
-          <w:rPr>
-            <w:lang w:val="gu_IN" w:bidi="gu_IN"/>
-          </w:rPr>
-          <w:rPr>
-            <w:color w:val="0000EE"/>
-            <w:u w:val="single"/>
-          </w:rPr>
-          <w:t>કલમ 19</w:t>
-        </w:r>
-      </w:hyperlink>
+      <w:r>
+        <w:rPr>
+          <w:lang w:val="gu_IN" w:bidi="gu_IN"/>
+        </w:rPr>
+        <w:t>કલમ 19</w:t>
+      </w:r>
       <w:r>
         <w:rPr>
           <w:lang w:val="gu_IN" w:bidi="gu_IN"/>
